--- a/order_to_start_ src.docx
+++ b/order_to_start_ src.docx
@@ -66,7 +66,7 @@
           <w:sz w:val="22"/>
           <w:shd w:fill="auto" w:val="clear"/>
         </w:rPr>
-        <w:t xml:space="preserve">python "D:\Mohamed Morsi\src\main.py" --dir_data "D:\Mohamed Morsi\DATA"   --n_GPUs 1 --rgb_range 1  --save_models --lr 1e-4 --decay 135-200-275-350  --epochs 450  --save_results --n_resblocks 32 --n_feats 90 --res_scale 0.1 --batch_size 8  --model dhtcun --scale 4  --patch_size 192 --save DHTCUN_x4_nfs90_win24dvk5+2  --data_train DIV2K --data_test DIV2K --data_range 1-800/896-900 --betas 0.90 0.99  --resume -1 --load DHTCUN_x4_nfs90_win24dvk5+2 --n_threads 4  --chop --test_every 1000  --weight_decay 0  --seed  1  --loss 1*MSE+0.5*L1+0.01*VGG54 --loss 1*Charbonnier --decay_type cosine --lr_min 1e-6 --optimizer ADAMW --weight_decay 1 --loss 1*L1+0.05*FFT  --n_threads 4 --test_every 1000  --chop --weight_decay 0  --seed  1  </w:t>
+        <w:t xml:space="preserve">python "D:\Mohamed Morsi\src\main.py" --dir_data "D:\Mohamed Morsi\DATA"   --n_GPUs 1 --rgb_range 1  --save_models --lr 1e-4 --decay 135-200-275-350  --epochs 350  --save_results --n_resblocks 32 --n_feats 90 --res_scale 0.1 --batch_size 8  --model dhtcun --scale 3  --patch_size 144  --save DHTCUN_x3_nfs90_win24dvk5+2  --data_train DIV2K --data_test DIV2K --data_range 1-800/896-900 --betas 0.90 0.99  --resume -1 --load DHTCUN_x3_nfs90_win24dvk5+2 --n_threads 4  --chop --test_every 1000  --weight_decay 0  --seed  1  --loss 1*MSE+0.5*L1+0.01*VGG54 --loss 1*Charbonnier --decay_type cosine --lr_min 1e-6 --optimizer ADAMW --weight_decay 1 --loss 1*L1+0.05*FFT  --n_threads 4 --test_every 1000  --chop --weight_decay 0  --seed  1  </w:t>
       </w:r>
     </w:p>
     <w:p>

--- a/order_to_start_ src.docx
+++ b/order_to_start_ src.docx
@@ -66,7 +66,7 @@
           <w:sz w:val="22"/>
           <w:shd w:fill="auto" w:val="clear"/>
         </w:rPr>
-        <w:t xml:space="preserve">python "D:\Mohamed Morsi\src\main.py" --dir_data "D:\Mohamed Morsi\DATA"   --n_GPUs 1 --rgb_range 1  --save_models --lr 1e-4 --decay 135-200-275-350  --epochs 350  --save_results --n_resblocks 32 --n_feats 90 --res_scale 0.1 --batch_size 8  --model dhtcun --scale 3  --patch_size 144  --save DHTCUN_x3_nfs90_win24dvk5+2  --data_train DIV2K --data_test DIV2K --data_range 1-800/896-900 --betas 0.90 0.99  --resume -1 --load DHTCUN_x3_nfs90_win24dvk5+2 --n_threads 4  --chop --test_every 1000  --weight_decay 0  --seed  1  --loss 1*MSE+0.5*L1+0.01*VGG54 --loss 1*Charbonnier --decay_type cosine --lr_min 1e-6 --optimizer ADAMW --weight_decay 1 --loss 1*L1+0.05*FFT  --n_threads 4 --test_every 1000  --chop --weight_decay 0  --seed  1  </w:t>
+        <w:t xml:space="preserve">python "D:\Mohamed Morsi\src\main.py" --dir_data "D:\Mohamed Morsi\DATA"   --n_GPUs 1 --rgb_range 1  --save_models --lr 1e-4 --decay 135-200-275-350  --epochs 600  --save_results --n_resblocks 32 --n_feats 90 --res_scale 0.1 --batch_size 8  --model dhtcun --scale 8  --patch_size 384  --save DHTCUN_x8_nfs90_win24dvk5+2  --data_train DIV2K --data_test DIV2K --data_range 1-800/896-900 --betas 0.90 0.99  --resume -1 --load DHTCUN_x8_nfs90_win24dvk5+2 --n_threads 4  --chop --test_every 1000  --weight_decay 0  --seed  1  --loss 1*MSE+0.5*L1+0.01*VGG54 --loss 1*Charbonnier --decay_type cosine --lr_min 1e-6 --optimizer ADAMW --weight_decay 1 --loss 1*L1+0.05*FFT  --n_threads 4 --test_every 1000  --chop --weight_decay 0  --seed  1  </w:t>
       </w:r>
     </w:p>
     <w:p>

--- a/order_to_start_ src.docx
+++ b/order_to_start_ src.docx
@@ -66,7 +66,7 @@
           <w:sz w:val="22"/>
           <w:shd w:fill="auto" w:val="clear"/>
         </w:rPr>
-        <w:t xml:space="preserve">python "D:\Mohamed Morsi\src\main.py" --dir_data "D:\Mohamed Morsi\DATA"   --n_GPUs 1 --rgb_range 1  --save_models --lr 1e-4 --decay 135-200-275-350  --epochs 600  --save_results --n_resblocks 32 --n_feats 90 --res_scale 0.1 --batch_size 8  --model dhtcun --scale 8  --patch_size 384  --save DHTCUN_x8_nfs90_win24dvk5+2  --data_train DIV2K --data_test DIV2K --data_range 1-800/896-900 --betas 0.90 0.99  --resume -1 --load DHTCUN_x8_nfs90_win24dvk5+2 --n_threads 4  --chop --test_every 1000  --weight_decay 0  --seed  1  --loss 1*MSE+0.5*L1+0.01*VGG54 --loss 1*Charbonnier --decay_type cosine --lr_min 1e-6 --optimizer ADAMW --weight_decay 1 --loss 1*L1+0.05*FFT  --n_threads 4 --test_every 1000  --chop --weight_decay 0  --seed  1  </w:t>
+        <w:t xml:space="preserve">python "D:\Mohamed Morsi\src\main.py" --dir_data "D:\Mohamed Morsi\DATA"   --n_GPUs 1 --rgb_range 1  --save_models --lr 1e-4 --decay 135-200-275-350  --epochs 600  --save_results --n_resblocks 32 --n_feats 90 --res_scale 0.1 --batch_size 8  --model dhtcun --scale 2  --patch_size 96   --save DHTCUN_x2_nfs90_win24dvk5+2  --data_train DIV2K --data_test DIV2K --data_range 1-800/896-900 --betas 0.90 0.99  --resume -1 --load DHTCUN_x2_nfs90_win24dvk5+2  --n_threads 4  --chop --test_every 1000  --weight_decay 0  --seed  1  --loss 1*MSE+0.5*L1+0.01*VGG54 --loss 1*Charbonnier --decay_type cosine --lr_min 1e-6 --optimizer ADAMW --weight_decay 1 --loss 1*L1+0.05*FFT  --n_threads 4 --test_every 1000  --chop --weight_decay 0  --seed  1  </w:t>
       </w:r>
     </w:p>
     <w:p>

--- a/order_to_start_ src.docx
+++ b/order_to_start_ src.docx
@@ -170,7 +170,7 @@
           <w:sz w:val="22"/>
           <w:shd w:fill="auto" w:val="clear"/>
         </w:rPr>
-        <w:t xml:space="preserve">python "D:\Mohamed Morsi\src\main.py" --dir_data "D:\Mohamed Morsi\DATA" --model dhtcun --scale 4 --rgb_range 1 --n_resblocks 32 --n_feats 72 --res_scale 0.1 --save_results --data_test  Set5+Set14+B100+Urban100+Manga109     --test_only  --pre_train  "D:\Mohamed Morsi\src\experiment\DHTCUN_bestx4\model\model_best.pt" --n_GPUs  1   --chop</w:t>
+        <w:t xml:space="preserve">python "D:\Mohamed Morsi\src\main.py" --dir_data "D:\Mohamed Morsi\DATA" --model dhtcun --scale 4 --rgb_range 1 --n_resblocks 32 --n_feats 120  --res_scale 0.1 --save_results --data_test  Set5+Set14+B100+Urban100+Manga109     --test_only  --pre_train  "D:\Mohamed Morsi\src\experiment\HAT_best192x4\model\model_best.pt" --n_GPUs  1   --chop</w:t>
       </w:r>
     </w:p>
     <w:p>
@@ -375,7 +375,7 @@
           <w:sz w:val="22"/>
           <w:shd w:fill="auto" w:val="clear"/>
         </w:rPr>
-        <w:t xml:space="preserve">python  "D:\Mohamed Morsi\src\experiment\Wavlet2_bestx4\Test\Record results_test2.py"</w:t>
+        <w:t xml:space="preserve">python  "D:\Mohamed Morsi\src\experiment\HAT_best192x4\test\Record results_test2.py"</w:t>
       </w:r>
     </w:p>
     <w:p>

--- a/order_to_start_ src.docx
+++ b/order_to_start_ src.docx
@@ -170,7 +170,7 @@
           <w:sz w:val="22"/>
           <w:shd w:fill="auto" w:val="clear"/>
         </w:rPr>
-        <w:t xml:space="preserve">python "D:\Mohamed Morsi\src\main.py" --dir_data "D:\Mohamed Morsi\DATA" --model dhtcun --scale 4 --rgb_range 1 --n_resblocks 32 --n_feats 120  --res_scale 0.1 --save_results --data_test  Set5+Set14+B100+Urban100+Manga109     --test_only  --pre_train  "D:\Mohamed Morsi\src\experiment\HAT_best192x4\model\model_best.pt" --n_GPUs  1   --chop</w:t>
+        <w:t xml:space="preserve">python "D:\Mohamed Morsi\src\main.py" --dir_data "D:\Mohamed Morsi\DATA" --model dhtcun --scale 4 --rgb_range 1 --n_resblocks 32 --n_feats 90  --res_scale 0.1 --save_results --data_test  Set5+Set14+B100+Urban100+Manga109     --test_only  --pre_train  "D:\Mohamed Morsi\src\experiment\DHTCUN_x4_nfs90_win24dvk5+2\model\model_best.pt" --n_GPUs  1   --chop</w:t>
       </w:r>
     </w:p>
     <w:p>
@@ -375,7 +375,29 @@
           <w:sz w:val="22"/>
           <w:shd w:fill="auto" w:val="clear"/>
         </w:rPr>
-        <w:t xml:space="preserve">python  "D:\Mohamed Morsi\src\experiment\HAT_best192x4\test\Record results_test2.py"</w:t>
+        <w:t xml:space="preserve">python  "D:\Mohamed Morsi\src\experiment\</w:t>
+      </w:r>
+      <w:r>
+        <w:rPr>
+          <w:rFonts w:ascii="Calibri" w:hAnsi="Calibri" w:cs="Calibri" w:eastAsia="Calibri"/>
+          <w:color w:val="auto"/>
+          <w:spacing w:val="0"/>
+          <w:position w:val="0"/>
+          <w:sz w:val="22"/>
+          <w:shd w:fill="auto" w:val="clear"/>
+        </w:rPr>
+        <w:t xml:space="preserve">DHTCUN_x4_nfs90_win24dvk5+2</w:t>
+      </w:r>
+      <w:r>
+        <w:rPr>
+          <w:rFonts w:ascii="Calibri" w:hAnsi="Calibri" w:cs="Calibri" w:eastAsia="Calibri"/>
+          <w:color w:val="auto"/>
+          <w:spacing w:val="0"/>
+          <w:position w:val="0"/>
+          <w:sz w:val="22"/>
+          <w:shd w:fill="auto" w:val="clear"/>
+        </w:rPr>
+        <w:t xml:space="preserve">\Test\Record results_test2.py"</w:t>
       </w:r>
     </w:p>
     <w:p>

--- a/order_to_start_ src.docx
+++ b/order_to_start_ src.docx
@@ -252,7 +252,7 @@
           <w:sz w:val="22"/>
           <w:shd w:fill="auto" w:val="clear"/>
         </w:rPr>
-        <w:t xml:space="preserve">python "D:\Mohamed Morsi\src\experiment\Wavlet2_bestx4\import results +draw3_psnr-LOSS.py"</w:t>
+        <w:t xml:space="preserve">python "D:\Mohamed Morsi\src\experiment\ELAN_bestx8\import results +draw3_psnr-LOSS.py"</w:t>
       </w:r>
     </w:p>
     <w:p>
@@ -375,29 +375,7 @@
           <w:sz w:val="22"/>
           <w:shd w:fill="auto" w:val="clear"/>
         </w:rPr>
-        <w:t xml:space="preserve">python  "D:\Mohamed Morsi\src\experiment\</w:t>
-      </w:r>
-      <w:r>
-        <w:rPr>
-          <w:rFonts w:ascii="Calibri" w:hAnsi="Calibri" w:cs="Calibri" w:eastAsia="Calibri"/>
-          <w:color w:val="auto"/>
-          <w:spacing w:val="0"/>
-          <w:position w:val="0"/>
-          <w:sz w:val="22"/>
-          <w:shd w:fill="auto" w:val="clear"/>
-        </w:rPr>
-        <w:t xml:space="preserve">DHTCUN_x4_nfs90_win24dvk5+2</w:t>
-      </w:r>
-      <w:r>
-        <w:rPr>
-          <w:rFonts w:ascii="Calibri" w:hAnsi="Calibri" w:cs="Calibri" w:eastAsia="Calibri"/>
-          <w:color w:val="auto"/>
-          <w:spacing w:val="0"/>
-          <w:position w:val="0"/>
-          <w:sz w:val="22"/>
-          <w:shd w:fill="auto" w:val="clear"/>
-        </w:rPr>
-        <w:t xml:space="preserve">\Test\Record results_test2.py"</w:t>
+        <w:t xml:space="preserve">python  "D:\Mohamed Morsi\src\experiment\DHTCUN_x4_nfs90_win24dvk5+2\Test\Record results_test2.py"</w:t>
       </w:r>
     </w:p>
     <w:p>

--- a/order_to_start_ src.docx
+++ b/order_to_start_ src.docx
@@ -252,7 +252,7 @@
           <w:sz w:val="22"/>
           <w:shd w:fill="auto" w:val="clear"/>
         </w:rPr>
-        <w:t xml:space="preserve">python "D:\Mohamed Morsi\src\experiment\ELAN_bestx8\import results +draw3_psnr-LOSS.py"</w:t>
+        <w:t xml:space="preserve">python "D:\Mohamed Morsi\src\experiment\Wavlet_bestx4\import results +draw3_psnr-LOSS.py"</w:t>
       </w:r>
     </w:p>
     <w:p>
@@ -334,48 +334,104 @@
           <w:sz w:val="22"/>
           <w:shd w:fill="auto" w:val="clear"/>
         </w:rPr>
-        <w:t xml:space="preserve">python  "D:\Mohamed Morsi\src\experiment\collect_1ch_best\draw total curve.py"</w:t>
-      </w:r>
-    </w:p>
-    <w:p>
-      <w:pPr>
-        <w:spacing w:before="0" w:after="160" w:line="259"/>
-        <w:ind w:right="0" w:left="0" w:firstLine="0"/>
-        <w:jc w:val="left"/>
-        <w:rPr>
-          <w:rFonts w:ascii="Calibri" w:hAnsi="Calibri" w:cs="Calibri" w:eastAsia="Calibri"/>
-          <w:color w:val="auto"/>
-          <w:spacing w:val="0"/>
-          <w:position w:val="0"/>
-          <w:sz w:val="22"/>
-          <w:shd w:fill="auto" w:val="clear"/>
-        </w:rPr>
-      </w:pPr>
-    </w:p>
-    <w:p>
-      <w:pPr>
-        <w:spacing w:before="0" w:after="160" w:line="259"/>
-        <w:ind w:right="0" w:left="0" w:firstLine="0"/>
-        <w:jc w:val="left"/>
-        <w:rPr>
-          <w:rFonts w:ascii="Calibri" w:hAnsi="Calibri" w:cs="Calibri" w:eastAsia="Calibri"/>
-          <w:color w:val="auto"/>
-          <w:spacing w:val="0"/>
-          <w:position w:val="0"/>
-          <w:sz w:val="22"/>
-          <w:shd w:fill="auto" w:val="clear"/>
-        </w:rPr>
-      </w:pPr>
-      <w:r>
-        <w:rPr>
-          <w:rFonts w:ascii="Calibri" w:hAnsi="Calibri" w:cs="Calibri" w:eastAsia="Calibri"/>
-          <w:color w:val="auto"/>
-          <w:spacing w:val="0"/>
-          <w:position w:val="0"/>
-          <w:sz w:val="22"/>
-          <w:shd w:fill="auto" w:val="clear"/>
-        </w:rPr>
-        <w:t xml:space="preserve">python  "D:\Mohamed Morsi\src\experiment\DHTCUN_x4_nfs90_win24dvk5+2\Test\Record results_test2.py"</w:t>
+        <w:t xml:space="preserve">python  "D:\Mohamed Morsi\src\experiment\DHTCUN_x8_nfs90_win24dvk5+2\Collect\draw total curve.py"</w:t>
+      </w:r>
+    </w:p>
+    <w:p>
+      <w:pPr>
+        <w:spacing w:before="0" w:after="160" w:line="259"/>
+        <w:ind w:right="0" w:left="0" w:firstLine="0"/>
+        <w:jc w:val="left"/>
+        <w:rPr>
+          <w:rFonts w:ascii="Calibri" w:hAnsi="Calibri" w:cs="Calibri" w:eastAsia="Calibri"/>
+          <w:color w:val="auto"/>
+          <w:spacing w:val="0"/>
+          <w:position w:val="0"/>
+          <w:sz w:val="22"/>
+          <w:shd w:fill="auto" w:val="clear"/>
+        </w:rPr>
+      </w:pPr>
+    </w:p>
+    <w:p>
+      <w:pPr>
+        <w:spacing w:before="0" w:after="160" w:line="259"/>
+        <w:ind w:right="0" w:left="0" w:firstLine="0"/>
+        <w:jc w:val="left"/>
+        <w:rPr>
+          <w:rFonts w:ascii="Calibri" w:hAnsi="Calibri" w:cs="Calibri" w:eastAsia="Calibri"/>
+          <w:color w:val="auto"/>
+          <w:spacing w:val="0"/>
+          <w:position w:val="0"/>
+          <w:sz w:val="22"/>
+          <w:shd w:fill="auto" w:val="clear"/>
+        </w:rPr>
+      </w:pPr>
+    </w:p>
+    <w:p>
+      <w:pPr>
+        <w:spacing w:before="0" w:after="160" w:line="259"/>
+        <w:ind w:right="0" w:left="0" w:firstLine="0"/>
+        <w:jc w:val="left"/>
+        <w:rPr>
+          <w:rFonts w:ascii="Calibri" w:hAnsi="Calibri" w:cs="Calibri" w:eastAsia="Calibri"/>
+          <w:color w:val="auto"/>
+          <w:spacing w:val="0"/>
+          <w:position w:val="0"/>
+          <w:sz w:val="22"/>
+          <w:shd w:fill="auto" w:val="clear"/>
+        </w:rPr>
+      </w:pPr>
+      <w:r>
+        <w:rPr>
+          <w:rFonts w:ascii="Calibri" w:hAnsi="Calibri" w:cs="Calibri" w:eastAsia="Calibri"/>
+          <w:color w:val="auto"/>
+          <w:spacing w:val="0"/>
+          <w:position w:val="0"/>
+          <w:sz w:val="22"/>
+          <w:shd w:fill="auto" w:val="clear"/>
+        </w:rPr>
+        <w:t xml:space="preserve">python  "D:\Mohamed Morsi\src\experiment\DAT_bestx2\Collect\draw total curve _ 2 Variables.py"</w:t>
+      </w:r>
+    </w:p>
+    <w:p>
+      <w:pPr>
+        <w:spacing w:before="0" w:after="160" w:line="259"/>
+        <w:ind w:right="0" w:left="0" w:firstLine="0"/>
+        <w:jc w:val="left"/>
+        <w:rPr>
+          <w:rFonts w:ascii="Calibri" w:hAnsi="Calibri" w:cs="Calibri" w:eastAsia="Calibri"/>
+          <w:color w:val="auto"/>
+          <w:spacing w:val="0"/>
+          <w:position w:val="0"/>
+          <w:sz w:val="22"/>
+          <w:shd w:fill="auto" w:val="clear"/>
+        </w:rPr>
+      </w:pPr>
+    </w:p>
+    <w:p>
+      <w:pPr>
+        <w:spacing w:before="0" w:after="160" w:line="259"/>
+        <w:ind w:right="0" w:left="0" w:firstLine="0"/>
+        <w:jc w:val="left"/>
+        <w:rPr>
+          <w:rFonts w:ascii="Calibri" w:hAnsi="Calibri" w:cs="Calibri" w:eastAsia="Calibri"/>
+          <w:color w:val="auto"/>
+          <w:spacing w:val="0"/>
+          <w:position w:val="0"/>
+          <w:sz w:val="22"/>
+          <w:shd w:fill="auto" w:val="clear"/>
+        </w:rPr>
+      </w:pPr>
+      <w:r>
+        <w:rPr>
+          <w:rFonts w:ascii="Calibri" w:hAnsi="Calibri" w:cs="Calibri" w:eastAsia="Calibri"/>
+          <w:color w:val="auto"/>
+          <w:spacing w:val="0"/>
+          <w:position w:val="0"/>
+          <w:sz w:val="22"/>
+          <w:shd w:fill="auto" w:val="clear"/>
+        </w:rPr>
+        <w:t xml:space="preserve">python  "D:\Mohamed Morsi\src\experiment\SwinT2_bestx8\Test\Record results_test2.py"</w:t>
       </w:r>
     </w:p>
     <w:p>

--- a/order_to_start_ src.docx
+++ b/order_to_start_ src.docx
@@ -431,7 +431,7 @@
           <w:sz w:val="22"/>
           <w:shd w:fill="auto" w:val="clear"/>
         </w:rPr>
-        <w:t xml:space="preserve">python  "D:\Mohamed Morsi\src\experiment\SwinT2_bestx8\Test\Record results_test2.py"</w:t>
+        <w:t xml:space="preserve">python  "D:\Mohamed Morsi\src\experiment\ELAN_bestx3\Test\Record results_test2.py"</w:t>
       </w:r>
     </w:p>
     <w:p>

--- a/order_to_start_ src.docx
+++ b/order_to_start_ src.docx
@@ -40,32 +40,6 @@
           <w:sz w:val="22"/>
           <w:shd w:fill="auto" w:val="clear"/>
         </w:rPr>
-        <w:t xml:space="preserve"># Cuda fast</w:t>
-      </w:r>
-    </w:p>
-    <w:p>
-      <w:pPr>
-        <w:spacing w:before="0" w:after="160" w:line="259"/>
-        <w:ind w:right="0" w:left="0" w:firstLine="0"/>
-        <w:jc w:val="left"/>
-        <w:rPr>
-          <w:rFonts w:ascii="Calibri" w:hAnsi="Calibri" w:cs="Calibri" w:eastAsia="Calibri"/>
-          <w:color w:val="auto"/>
-          <w:spacing w:val="0"/>
-          <w:position w:val="0"/>
-          <w:sz w:val="22"/>
-          <w:shd w:fill="auto" w:val="clear"/>
-        </w:rPr>
-      </w:pPr>
-      <w:r>
-        <w:rPr>
-          <w:rFonts w:ascii="Calibri" w:hAnsi="Calibri" w:cs="Calibri" w:eastAsia="Calibri"/>
-          <w:color w:val="auto"/>
-          <w:spacing w:val="0"/>
-          <w:position w:val="0"/>
-          <w:sz w:val="22"/>
-          <w:shd w:fill="auto" w:val="clear"/>
-        </w:rPr>
         <w:t xml:space="preserve">python "D:\Mohamed Morsi\src\main.py" --dir_data "D:\Mohamed Morsi\DATA"   --n_GPUs 1 --rgb_range 1  --save_models --lr 1e-4 --decay 135-200-275-350  --epochs 600  --save_results --n_resblocks 32 --n_feats 90 --res_scale 0.1 --batch_size 8  --model dhtcun --scale 2  --patch_size 96   --save DHTCUN_x2_nfs90_win24dvk5+2  --data_train DIV2K --data_test DIV2K --data_range 1-800/896-900 --betas 0.90 0.99  --resume -1 --load DHTCUN_x2_nfs90_win24dvk5+2  --n_threads 4  --chop --test_every 1000  --weight_decay 0  --seed  1  --loss 1*MSE+0.5*L1+0.01*VGG54 --loss 1*Charbonnier --decay_type cosine --lr_min 1e-6 --optimizer ADAMW --weight_decay 1 --loss 1*L1+0.05*FFT  --n_threads 4 --test_every 1000  --chop --weight_decay 0  --seed  1  </w:t>
       </w:r>
     </w:p>
@@ -334,7 +308,7 @@
           <w:sz w:val="22"/>
           <w:shd w:fill="auto" w:val="clear"/>
         </w:rPr>
-        <w:t xml:space="preserve">python  "D:\Mohamed Morsi\src\experiment\DHTCUN_x8_nfs90_win24dvk5+2\Collect\draw total curve.py"</w:t>
+        <w:t xml:space="preserve">python  "D:\Mohamed Morsi\src\experiment\New folder\draw total curve.py"</w:t>
       </w:r>
     </w:p>
     <w:p>
@@ -392,6 +366,118 @@
         </w:rPr>
         <w:t xml:space="preserve">python  "D:\Mohamed Morsi\src\experiment\DAT_bestx2\Collect\draw total curve _ 2 Variables.py"</w:t>
       </w:r>
+    </w:p>
+    <w:p>
+      <w:pPr>
+        <w:spacing w:before="0" w:after="160" w:line="259"/>
+        <w:ind w:right="0" w:left="0" w:firstLine="0"/>
+        <w:jc w:val="left"/>
+        <w:rPr>
+          <w:rFonts w:ascii="Calibri" w:hAnsi="Calibri" w:cs="Calibri" w:eastAsia="Calibri"/>
+          <w:color w:val="auto"/>
+          <w:spacing w:val="0"/>
+          <w:position w:val="0"/>
+          <w:sz w:val="22"/>
+          <w:shd w:fill="auto" w:val="clear"/>
+        </w:rPr>
+      </w:pPr>
+    </w:p>
+    <w:p>
+      <w:pPr>
+        <w:spacing w:before="0" w:after="160" w:line="259"/>
+        <w:ind w:right="0" w:left="0" w:firstLine="0"/>
+        <w:jc w:val="left"/>
+        <w:rPr>
+          <w:rFonts w:ascii="Calibri" w:hAnsi="Calibri" w:cs="Calibri" w:eastAsia="Calibri"/>
+          <w:color w:val="auto"/>
+          <w:spacing w:val="0"/>
+          <w:position w:val="0"/>
+          <w:sz w:val="22"/>
+          <w:shd w:fill="auto" w:val="clear"/>
+        </w:rPr>
+      </w:pPr>
+      <w:r>
+        <w:rPr>
+          <w:rFonts w:ascii="Calibri" w:hAnsi="Calibri" w:cs="Calibri" w:eastAsia="Calibri"/>
+          <w:color w:val="auto"/>
+          <w:spacing w:val="0"/>
+          <w:position w:val="0"/>
+          <w:sz w:val="22"/>
+          <w:shd w:fill="auto" w:val="clear"/>
+        </w:rPr>
+        <w:t xml:space="preserve">python  "D:\Mohamed Morsi\src\experiment\New folder\make_qualitative_figure.py"</w:t>
+      </w:r>
+    </w:p>
+    <w:p>
+      <w:pPr>
+        <w:spacing w:before="0" w:after="160" w:line="259"/>
+        <w:ind w:right="0" w:left="0" w:firstLine="0"/>
+        <w:jc w:val="left"/>
+        <w:rPr>
+          <w:rFonts w:ascii="Calibri" w:hAnsi="Calibri" w:cs="Calibri" w:eastAsia="Calibri"/>
+          <w:color w:val="auto"/>
+          <w:spacing w:val="0"/>
+          <w:position w:val="0"/>
+          <w:sz w:val="22"/>
+          <w:shd w:fill="auto" w:val="clear"/>
+        </w:rPr>
+      </w:pPr>
+    </w:p>
+    <w:p>
+      <w:pPr>
+        <w:spacing w:before="0" w:after="160" w:line="259"/>
+        <w:ind w:right="0" w:left="0" w:firstLine="0"/>
+        <w:jc w:val="left"/>
+        <w:rPr>
+          <w:rFonts w:ascii="Calibri" w:hAnsi="Calibri" w:cs="Calibri" w:eastAsia="Calibri"/>
+          <w:color w:val="auto"/>
+          <w:spacing w:val="0"/>
+          <w:position w:val="0"/>
+          <w:sz w:val="22"/>
+          <w:shd w:fill="auto" w:val="clear"/>
+        </w:rPr>
+      </w:pPr>
+      <w:r>
+        <w:rPr>
+          <w:rFonts w:ascii="Calibri" w:hAnsi="Calibri" w:cs="Calibri" w:eastAsia="Calibri"/>
+          <w:color w:val="auto"/>
+          <w:spacing w:val="0"/>
+          <w:position w:val="0"/>
+          <w:sz w:val="22"/>
+          <w:shd w:fill="auto" w:val="clear"/>
+        </w:rPr>
+        <w:t xml:space="preserve">python  "D:\Mohamed Morsi\src\experiment\New folder\New folder\resize_bicubic.py"</w:t>
+      </w:r>
+    </w:p>
+    <w:p>
+      <w:pPr>
+        <w:spacing w:before="0" w:after="160" w:line="259"/>
+        <w:ind w:right="0" w:left="0" w:firstLine="0"/>
+        <w:jc w:val="left"/>
+        <w:rPr>
+          <w:rFonts w:ascii="Calibri" w:hAnsi="Calibri" w:cs="Calibri" w:eastAsia="Calibri"/>
+          <w:color w:val="auto"/>
+          <w:spacing w:val="0"/>
+          <w:position w:val="0"/>
+          <w:sz w:val="22"/>
+          <w:shd w:fill="auto" w:val="clear"/>
+        </w:rPr>
+      </w:pPr>
+    </w:p>
+    <w:p>
+      <w:pPr>
+        <w:spacing w:before="0" w:after="160" w:line="259"/>
+        <w:ind w:right="0" w:left="0" w:firstLine="0"/>
+        <w:jc w:val="left"/>
+        <w:rPr>
+          <w:rFonts w:ascii="Calibri" w:hAnsi="Calibri" w:cs="Calibri" w:eastAsia="Calibri"/>
+          <w:color w:val="auto"/>
+          <w:spacing w:val="0"/>
+          <w:position w:val="0"/>
+          <w:sz w:val="22"/>
+          <w:shd w:fill="auto" w:val="clear"/>
+        </w:rPr>
+      </w:pPr>
     </w:p>
     <w:p>
       <w:pPr>

--- a/order_to_start_ src.docx
+++ b/order_to_start_ src.docx
@@ -405,48 +405,70 @@
           <w:sz w:val="22"/>
           <w:shd w:fill="auto" w:val="clear"/>
         </w:rPr>
-        <w:t xml:space="preserve">python  "D:\Mohamed Morsi\src\experiment\New folder\make_qualitative_figure.py"</w:t>
-      </w:r>
-    </w:p>
-    <w:p>
-      <w:pPr>
-        <w:spacing w:before="0" w:after="160" w:line="259"/>
-        <w:ind w:right="0" w:left="0" w:firstLine="0"/>
-        <w:jc w:val="left"/>
-        <w:rPr>
-          <w:rFonts w:ascii="Calibri" w:hAnsi="Calibri" w:cs="Calibri" w:eastAsia="Calibri"/>
-          <w:color w:val="auto"/>
-          <w:spacing w:val="0"/>
-          <w:position w:val="0"/>
-          <w:sz w:val="22"/>
-          <w:shd w:fill="auto" w:val="clear"/>
-        </w:rPr>
-      </w:pPr>
-    </w:p>
-    <w:p>
-      <w:pPr>
-        <w:spacing w:before="0" w:after="160" w:line="259"/>
-        <w:ind w:right="0" w:left="0" w:firstLine="0"/>
-        <w:jc w:val="left"/>
-        <w:rPr>
-          <w:rFonts w:ascii="Calibri" w:hAnsi="Calibri" w:cs="Calibri" w:eastAsia="Calibri"/>
-          <w:color w:val="auto"/>
-          <w:spacing w:val="0"/>
-          <w:position w:val="0"/>
-          <w:sz w:val="22"/>
-          <w:shd w:fill="auto" w:val="clear"/>
-        </w:rPr>
-      </w:pPr>
-      <w:r>
-        <w:rPr>
-          <w:rFonts w:ascii="Calibri" w:hAnsi="Calibri" w:cs="Calibri" w:eastAsia="Calibri"/>
-          <w:color w:val="auto"/>
-          <w:spacing w:val="0"/>
-          <w:position w:val="0"/>
-          <w:sz w:val="22"/>
-          <w:shd w:fill="auto" w:val="clear"/>
-        </w:rPr>
-        <w:t xml:space="preserve">python  "D:\Mohamed Morsi\src\experiment\New folder\New folder\resize_bicubic.py"</w:t>
+        <w:t xml:space="preserve">python  "</w:t>
+      </w:r>
+      <w:r>
+        <w:rPr>
+          <w:rFonts w:ascii="Calibri" w:hAnsi="Calibri" w:cs="Calibri" w:eastAsia="Calibri"/>
+          <w:color w:val="auto"/>
+          <w:spacing w:val="0"/>
+          <w:position w:val="0"/>
+          <w:sz w:val="22"/>
+          <w:shd w:fill="auto" w:val="clear"/>
+        </w:rPr>
+        <w:t xml:space="preserve">D:\Mohamed Morsi\src\experiment\DHTCUN_x8_nfs90_win24dvk5+2\Collect_images\Urban</w:t>
+      </w:r>
+      <w:r>
+        <w:rPr>
+          <w:rFonts w:ascii="Calibri" w:hAnsi="Calibri" w:cs="Calibri" w:eastAsia="Calibri"/>
+          <w:color w:val="auto"/>
+          <w:spacing w:val="0"/>
+          <w:position w:val="0"/>
+          <w:sz w:val="22"/>
+          <w:shd w:fill="auto" w:val="clear"/>
+        </w:rPr>
+        <w:t xml:space="preserve">\make_qualitative_figure.py"</w:t>
+      </w:r>
+    </w:p>
+    <w:p>
+      <w:pPr>
+        <w:spacing w:before="0" w:after="160" w:line="259"/>
+        <w:ind w:right="0" w:left="0" w:firstLine="0"/>
+        <w:jc w:val="left"/>
+        <w:rPr>
+          <w:rFonts w:ascii="Calibri" w:hAnsi="Calibri" w:cs="Calibri" w:eastAsia="Calibri"/>
+          <w:color w:val="auto"/>
+          <w:spacing w:val="0"/>
+          <w:position w:val="0"/>
+          <w:sz w:val="22"/>
+          <w:shd w:fill="auto" w:val="clear"/>
+        </w:rPr>
+      </w:pPr>
+    </w:p>
+    <w:p>
+      <w:pPr>
+        <w:spacing w:before="0" w:after="160" w:line="259"/>
+        <w:ind w:right="0" w:left="0" w:firstLine="0"/>
+        <w:jc w:val="left"/>
+        <w:rPr>
+          <w:rFonts w:ascii="Calibri" w:hAnsi="Calibri" w:cs="Calibri" w:eastAsia="Calibri"/>
+          <w:color w:val="auto"/>
+          <w:spacing w:val="0"/>
+          <w:position w:val="0"/>
+          <w:sz w:val="22"/>
+          <w:shd w:fill="auto" w:val="clear"/>
+        </w:rPr>
+      </w:pPr>
+      <w:r>
+        <w:rPr>
+          <w:rFonts w:ascii="Calibri" w:hAnsi="Calibri" w:cs="Calibri" w:eastAsia="Calibri"/>
+          <w:color w:val="auto"/>
+          <w:spacing w:val="0"/>
+          <w:position w:val="0"/>
+          <w:sz w:val="22"/>
+          <w:shd w:fill="auto" w:val="clear"/>
+        </w:rPr>
+        <w:t xml:space="preserve">python  "D:\Mohamed Morsi\src\experiment\DHTCUN_x8_nfs90_win24dvk5+2\Collect_images\Urban\resize_bicubic.py"</w:t>
       </w:r>
     </w:p>
     <w:p>

--- a/order_to_start_ src.docx
+++ b/order_to_start_ src.docx
@@ -405,29 +405,7 @@
           <w:sz w:val="22"/>
           <w:shd w:fill="auto" w:val="clear"/>
         </w:rPr>
-        <w:t xml:space="preserve">python  "</w:t>
-      </w:r>
-      <w:r>
-        <w:rPr>
-          <w:rFonts w:ascii="Calibri" w:hAnsi="Calibri" w:cs="Calibri" w:eastAsia="Calibri"/>
-          <w:color w:val="auto"/>
-          <w:spacing w:val="0"/>
-          <w:position w:val="0"/>
-          <w:sz w:val="22"/>
-          <w:shd w:fill="auto" w:val="clear"/>
-        </w:rPr>
-        <w:t xml:space="preserve">D:\Mohamed Morsi\src\experiment\DHTCUN_x8_nfs90_win24dvk5+2\Collect_images\Urban</w:t>
-      </w:r>
-      <w:r>
-        <w:rPr>
-          <w:rFonts w:ascii="Calibri" w:hAnsi="Calibri" w:cs="Calibri" w:eastAsia="Calibri"/>
-          <w:color w:val="auto"/>
-          <w:spacing w:val="0"/>
-          <w:position w:val="0"/>
-          <w:sz w:val="22"/>
-          <w:shd w:fill="auto" w:val="clear"/>
-        </w:rPr>
-        <w:t xml:space="preserve">\make_qualitative_figure.py"</w:t>
+        <w:t xml:space="preserve">python  "D:\Mohamed Morsi\src\experiment\DHTCUN_x8_nfs90_win24dvk5+2\Collect_images\Urban\make_qualitative_figure.py"</w:t>
       </w:r>
     </w:p>
     <w:p>
@@ -500,6 +478,17 @@
           <w:shd w:fill="auto" w:val="clear"/>
         </w:rPr>
       </w:pPr>
+      <w:r>
+        <w:rPr>
+          <w:rFonts w:ascii="Calibri" w:hAnsi="Calibri" w:cs="Calibri" w:eastAsia="Calibri"/>
+          <w:color w:val="auto"/>
+          <w:spacing w:val="0"/>
+          <w:position w:val="0"/>
+          <w:sz w:val="22"/>
+          <w:shd w:fill="auto" w:val="clear"/>
+        </w:rPr>
+        <w:t xml:space="preserve">python  "D:\Mohamed Morsi\src\experiment\Collect Curves\Combine convergence curves.py"</w:t>
+      </w:r>
     </w:p>
     <w:p>
       <w:pPr>

--- a/order_to_start_ src.docx
+++ b/order_to_start_ src.docx
@@ -405,48 +405,48 @@
           <w:sz w:val="22"/>
           <w:shd w:fill="auto" w:val="clear"/>
         </w:rPr>
-        <w:t xml:space="preserve">python  "D:\Mohamed Morsi\src\experiment\DHTCUN_x8_nfs90_win24dvk5+2\Collect_images\Urban\make_qualitative_figure.py"</w:t>
-      </w:r>
-    </w:p>
-    <w:p>
-      <w:pPr>
-        <w:spacing w:before="0" w:after="160" w:line="259"/>
-        <w:ind w:right="0" w:left="0" w:firstLine="0"/>
-        <w:jc w:val="left"/>
-        <w:rPr>
-          <w:rFonts w:ascii="Calibri" w:hAnsi="Calibri" w:cs="Calibri" w:eastAsia="Calibri"/>
-          <w:color w:val="auto"/>
-          <w:spacing w:val="0"/>
-          <w:position w:val="0"/>
-          <w:sz w:val="22"/>
-          <w:shd w:fill="auto" w:val="clear"/>
-        </w:rPr>
-      </w:pPr>
-    </w:p>
-    <w:p>
-      <w:pPr>
-        <w:spacing w:before="0" w:after="160" w:line="259"/>
-        <w:ind w:right="0" w:left="0" w:firstLine="0"/>
-        <w:jc w:val="left"/>
-        <w:rPr>
-          <w:rFonts w:ascii="Calibri" w:hAnsi="Calibri" w:cs="Calibri" w:eastAsia="Calibri"/>
-          <w:color w:val="auto"/>
-          <w:spacing w:val="0"/>
-          <w:position w:val="0"/>
-          <w:sz w:val="22"/>
-          <w:shd w:fill="auto" w:val="clear"/>
-        </w:rPr>
-      </w:pPr>
-      <w:r>
-        <w:rPr>
-          <w:rFonts w:ascii="Calibri" w:hAnsi="Calibri" w:cs="Calibri" w:eastAsia="Calibri"/>
-          <w:color w:val="auto"/>
-          <w:spacing w:val="0"/>
-          <w:position w:val="0"/>
-          <w:sz w:val="22"/>
-          <w:shd w:fill="auto" w:val="clear"/>
-        </w:rPr>
-        <w:t xml:space="preserve">python  "D:\Mohamed Morsi\src\experiment\DHTCUN_x8_nfs90_win24dvk5+2\Collect_images\Urban\resize_bicubic.py"</w:t>
+        <w:t xml:space="preserve">python  "D:\Mohamed Morsi\src\experiment\DHTCUN_x8_nfs90_win24dvk5+2\Collect_images\Manga - Copy\make_qualitative_figure.py"</w:t>
+      </w:r>
+    </w:p>
+    <w:p>
+      <w:pPr>
+        <w:spacing w:before="0" w:after="160" w:line="259"/>
+        <w:ind w:right="0" w:left="0" w:firstLine="0"/>
+        <w:jc w:val="left"/>
+        <w:rPr>
+          <w:rFonts w:ascii="Calibri" w:hAnsi="Calibri" w:cs="Calibri" w:eastAsia="Calibri"/>
+          <w:color w:val="auto"/>
+          <w:spacing w:val="0"/>
+          <w:position w:val="0"/>
+          <w:sz w:val="22"/>
+          <w:shd w:fill="auto" w:val="clear"/>
+        </w:rPr>
+      </w:pPr>
+    </w:p>
+    <w:p>
+      <w:pPr>
+        <w:spacing w:before="0" w:after="160" w:line="259"/>
+        <w:ind w:right="0" w:left="0" w:firstLine="0"/>
+        <w:jc w:val="left"/>
+        <w:rPr>
+          <w:rFonts w:ascii="Calibri" w:hAnsi="Calibri" w:cs="Calibri" w:eastAsia="Calibri"/>
+          <w:color w:val="auto"/>
+          <w:spacing w:val="0"/>
+          <w:position w:val="0"/>
+          <w:sz w:val="22"/>
+          <w:shd w:fill="auto" w:val="clear"/>
+        </w:rPr>
+      </w:pPr>
+      <w:r>
+        <w:rPr>
+          <w:rFonts w:ascii="Calibri" w:hAnsi="Calibri" w:cs="Calibri" w:eastAsia="Calibri"/>
+          <w:color w:val="auto"/>
+          <w:spacing w:val="0"/>
+          <w:position w:val="0"/>
+          <w:sz w:val="22"/>
+          <w:shd w:fill="auto" w:val="clear"/>
+        </w:rPr>
+        <w:t xml:space="preserve">python  "D:\Mohamed Morsi\src\experiment\DHTCUN_x8_nfs90_win24dvk5+2\Collect_images\Manga - Copy\resize_bicubic.py"</w:t>
       </w:r>
     </w:p>
     <w:p>

--- a/order_to_start_ src.docx
+++ b/order_to_start_ src.docx
@@ -226,7 +226,7 @@
           <w:sz w:val="22"/>
           <w:shd w:fill="auto" w:val="clear"/>
         </w:rPr>
-        <w:t xml:space="preserve">python "D:\Mohamed Morsi\src\experiment\Wavlet_bestx4\import results +draw3_psnr-LOSS.py"</w:t>
+        <w:t xml:space="preserve">python "D:\Mohamed Morsi\src\experiment\DAT_2CH_bestx4\import results +draw3_psnr-LOSS.py"</w:t>
       </w:r>
     </w:p>
     <w:p>
@@ -308,63 +308,63 @@
           <w:sz w:val="22"/>
           <w:shd w:fill="auto" w:val="clear"/>
         </w:rPr>
-        <w:t xml:space="preserve">python  "D:\Mohamed Morsi\src\experiment\New folder\draw total curve.py"</w:t>
-      </w:r>
-    </w:p>
-    <w:p>
-      <w:pPr>
-        <w:spacing w:before="0" w:after="160" w:line="259"/>
-        <w:ind w:right="0" w:left="0" w:firstLine="0"/>
-        <w:jc w:val="left"/>
-        <w:rPr>
-          <w:rFonts w:ascii="Calibri" w:hAnsi="Calibri" w:cs="Calibri" w:eastAsia="Calibri"/>
-          <w:color w:val="auto"/>
-          <w:spacing w:val="0"/>
-          <w:position w:val="0"/>
-          <w:sz w:val="22"/>
-          <w:shd w:fill="auto" w:val="clear"/>
-        </w:rPr>
-      </w:pPr>
-    </w:p>
-    <w:p>
-      <w:pPr>
-        <w:spacing w:before="0" w:after="160" w:line="259"/>
-        <w:ind w:right="0" w:left="0" w:firstLine="0"/>
-        <w:jc w:val="left"/>
-        <w:rPr>
-          <w:rFonts w:ascii="Calibri" w:hAnsi="Calibri" w:cs="Calibri" w:eastAsia="Calibri"/>
-          <w:color w:val="auto"/>
-          <w:spacing w:val="0"/>
-          <w:position w:val="0"/>
-          <w:sz w:val="22"/>
-          <w:shd w:fill="auto" w:val="clear"/>
-        </w:rPr>
-      </w:pPr>
-    </w:p>
-    <w:p>
-      <w:pPr>
-        <w:spacing w:before="0" w:after="160" w:line="259"/>
-        <w:ind w:right="0" w:left="0" w:firstLine="0"/>
-        <w:jc w:val="left"/>
-        <w:rPr>
-          <w:rFonts w:ascii="Calibri" w:hAnsi="Calibri" w:cs="Calibri" w:eastAsia="Calibri"/>
-          <w:color w:val="auto"/>
-          <w:spacing w:val="0"/>
-          <w:position w:val="0"/>
-          <w:sz w:val="22"/>
-          <w:shd w:fill="auto" w:val="clear"/>
-        </w:rPr>
-      </w:pPr>
-      <w:r>
-        <w:rPr>
-          <w:rFonts w:ascii="Calibri" w:hAnsi="Calibri" w:cs="Calibri" w:eastAsia="Calibri"/>
-          <w:color w:val="auto"/>
-          <w:spacing w:val="0"/>
-          <w:position w:val="0"/>
-          <w:sz w:val="22"/>
-          <w:shd w:fill="auto" w:val="clear"/>
-        </w:rPr>
-        <w:t xml:space="preserve">python  "D:\Mohamed Morsi\src\experiment\DAT_bestx2\Collect\draw total curve _ 2 Variables.py"</w:t>
+        <w:t xml:space="preserve">python  "D:\Mohamed Morsi\src\experiment\SwinT2+CNN_2CH_bestx4\Collect\draw total curve.py"</w:t>
+      </w:r>
+    </w:p>
+    <w:p>
+      <w:pPr>
+        <w:spacing w:before="0" w:after="160" w:line="259"/>
+        <w:ind w:right="0" w:left="0" w:firstLine="0"/>
+        <w:jc w:val="left"/>
+        <w:rPr>
+          <w:rFonts w:ascii="Calibri" w:hAnsi="Calibri" w:cs="Calibri" w:eastAsia="Calibri"/>
+          <w:color w:val="auto"/>
+          <w:spacing w:val="0"/>
+          <w:position w:val="0"/>
+          <w:sz w:val="22"/>
+          <w:shd w:fill="auto" w:val="clear"/>
+        </w:rPr>
+      </w:pPr>
+    </w:p>
+    <w:p>
+      <w:pPr>
+        <w:spacing w:before="0" w:after="160" w:line="259"/>
+        <w:ind w:right="0" w:left="0" w:firstLine="0"/>
+        <w:jc w:val="left"/>
+        <w:rPr>
+          <w:rFonts w:ascii="Calibri" w:hAnsi="Calibri" w:cs="Calibri" w:eastAsia="Calibri"/>
+          <w:color w:val="auto"/>
+          <w:spacing w:val="0"/>
+          <w:position w:val="0"/>
+          <w:sz w:val="22"/>
+          <w:shd w:fill="auto" w:val="clear"/>
+        </w:rPr>
+      </w:pPr>
+    </w:p>
+    <w:p>
+      <w:pPr>
+        <w:spacing w:before="0" w:after="160" w:line="259"/>
+        <w:ind w:right="0" w:left="0" w:firstLine="0"/>
+        <w:jc w:val="left"/>
+        <w:rPr>
+          <w:rFonts w:ascii="Calibri" w:hAnsi="Calibri" w:cs="Calibri" w:eastAsia="Calibri"/>
+          <w:color w:val="auto"/>
+          <w:spacing w:val="0"/>
+          <w:position w:val="0"/>
+          <w:sz w:val="22"/>
+          <w:shd w:fill="auto" w:val="clear"/>
+        </w:rPr>
+      </w:pPr>
+      <w:r>
+        <w:rPr>
+          <w:rFonts w:ascii="Calibri" w:hAnsi="Calibri" w:cs="Calibri" w:eastAsia="Calibri"/>
+          <w:color w:val="auto"/>
+          <w:spacing w:val="0"/>
+          <w:position w:val="0"/>
+          <w:sz w:val="22"/>
+          <w:shd w:fill="auto" w:val="clear"/>
+        </w:rPr>
+        <w:t xml:space="preserve">python  "D:\Mohamed Morsi\src\experiment\SwinT2+CNN_2CH_bestx4\Collect\draw total curve _ 2 Variables.py"</w:t>
       </w:r>
     </w:p>
     <w:p>

--- a/order_to_start_ src.docx
+++ b/order_to_start_ src.docx
@@ -308,7 +308,7 @@
           <w:sz w:val="22"/>
           <w:shd w:fill="auto" w:val="clear"/>
         </w:rPr>
-        <w:t xml:space="preserve">python  "D:\Mohamed Morsi\src\experiment\SwinT2+CNN_2CH_bestx4\Collect\draw total curve.py"</w:t>
+        <w:t xml:space="preserve">python  "D:\Mohamed Morsi\src\experiment\DAT+CNN_2CH_bestx4\Collect\draw total curve.py"</w:t>
       </w:r>
     </w:p>
     <w:p>
@@ -528,7 +528,7 @@
           <w:sz w:val="22"/>
           <w:shd w:fill="auto" w:val="clear"/>
         </w:rPr>
-        <w:t xml:space="preserve">python  "D:\Mohamed Morsi\src\experiment\ELAN_bestx3\Test\Record results_test2.py"</w:t>
+        <w:t xml:space="preserve">python  "D:\Mohamed Morsi\src\experiment\DAT_2CH_bestx4\Test\Record results_test2.py"</w:t>
       </w:r>
     </w:p>
     <w:p>
